--- a/src/normadocs/resources/pandoc_reference.docx
+++ b/src/normadocs/resources/pandoc_reference.docx
@@ -263,6 +263,7 @@
             <w:pPr>
               <w:pStyle w:val="Compact"/>
               <w:widowControl/>
+              <w:suppressAutoHyphens w:val="true"/>
               <w:spacing w:before="36" w:after="36"/>
               <w:jc w:val="left"/>
               <w:rPr>
@@ -295,6 +296,7 @@
             <w:pPr>
               <w:pStyle w:val="Compact"/>
               <w:widowControl/>
+              <w:suppressAutoHyphens w:val="true"/>
               <w:spacing w:before="36" w:after="36"/>
               <w:jc w:val="left"/>
               <w:rPr>
@@ -327,6 +329,7 @@
             <w:pPr>
               <w:pStyle w:val="Compact"/>
               <w:widowControl/>
+              <w:suppressAutoHyphens w:val="true"/>
               <w:spacing w:before="36" w:after="36"/>
               <w:jc w:val="left"/>
               <w:rPr>
@@ -356,6 +359,7 @@
             <w:pPr>
               <w:pStyle w:val="Compact"/>
               <w:widowControl/>
+              <w:suppressAutoHyphens w:val="true"/>
               <w:spacing w:before="36" w:after="36"/>
               <w:jc w:val="left"/>
               <w:rPr>
@@ -517,6 +521,7 @@
     <w:qFormat/>
     <w:pPr>
       <w:widowControl/>
+      <w:suppressAutoHyphens w:val="true"/>
       <w:bidi w:val="0"/>
       <w:spacing w:lineRule="auto" w:line="480" w:before="0" w:after="0"/>
       <w:jc w:val="left"/>
@@ -934,9 +939,16 @@
     <w:qFormat/>
     <w:rPr/>
   </w:style>
+  <w:style w:type="character" w:styleId="FootnoteCharactersuser">
+    <w:name w:val="Footnote Characters (user)"/>
+    <w:basedOn w:val="BodyTextChar"/>
+    <w:qFormat/>
+    <w:rPr>
+      <w:vertAlign w:val="superscript"/>
+    </w:rPr>
+  </w:style>
   <w:style w:type="character" w:styleId="FootnoteCharacters">
     <w:name w:val="Footnote Characters"/>
-    <w:basedOn w:val="BodyTextChar"/>
     <w:qFormat/>
     <w:rPr>
       <w:vertAlign w:val="superscript"/>
@@ -955,14 +967,21 @@
       <w:color w:themeColor="accent1" w:val="4F81BD"/>
     </w:rPr>
   </w:style>
+  <w:style w:type="character" w:styleId="EndnoteCharacters">
+    <w:name w:val="Endnote Characters"/>
+    <w:qFormat/>
+    <w:rPr>
+      <w:vertAlign w:val="superscript"/>
+    </w:rPr>
+  </w:style>
   <w:style w:type="character" w:styleId="EndnoteReference">
     <w:name w:val="endnote reference"/>
     <w:rPr>
       <w:vertAlign w:val="superscript"/>
     </w:rPr>
   </w:style>
-  <w:style w:type="character" w:styleId="EndnoteCharacters">
-    <w:name w:val="Endnote Characters"/>
+  <w:style w:type="character" w:styleId="EndnoteCharactersuser">
+    <w:name w:val="Endnote Characters (user)"/>
     <w:qFormat/>
     <w:rPr/>
   </w:style>
@@ -1161,8 +1180,9 @@
     <w:unhideWhenUsed/>
     <w:qFormat/>
     <w:pPr>
-      <w:spacing w:before="100" w:after="100"/>
-      <w:ind w:hanging="0" w:left="480" w:right="480"/>
+      <w:spacing w:before="0" w:after="0"/>
+      <w:ind w:hanging="0" w:left="720" w:right="0"/>
+      <w:contextualSpacing/>
     </w:pPr>
     <w:rPr/>
   </w:style>
